--- a/data/outputs/v2/Essential_Mathematics/SS2.7_Volume_and_Capacity/Essential_Mathematics_Volume_and_Capacity_FinalExplanation_TeacherKey.docx
+++ b/data/outputs/v2/Essential_Mathematics/SS2.7_Volume_and_Capacity/Essential_Mathematics_Volume_and_Capacity_FinalExplanation_TeacherKey.docx
@@ -1826,7 +1826,7 @@
         </w:rPr>
         <w:t xml:space="preserve">© 2026 SeaVuria and ARES. This work is licensed under a </w:t>
       </w:r>
-      <w:hyperlink w:history="1" r:id="rIdpv2ry7qizkzh-oc7avfdg">
+      <w:hyperlink w:history="1" r:id="rIdgptrsq4g8g8afv2_k1vcz">
         <w:r>
           <w:rPr>
             <w:rFonts w:ascii="Arial" w:cs="Arial" w:eastAsia="Arial" w:hAnsi="Arial"/>
@@ -1846,7 +1846,7 @@
         </w:rPr>
         <w:t xml:space="preserve"> (</w:t>
       </w:r>
-      <w:hyperlink w:history="1" r:id="rIds6974jcsxk6yef01g9y1y">
+      <w:hyperlink w:history="1" r:id="rIdgpxpetpgq7joreb6jfcdd">
         <w:r>
           <w:rPr>
             <w:rFonts w:ascii="Arial" w:cs="Arial" w:eastAsia="Arial" w:hAnsi="Arial"/>
@@ -1866,7 +1866,7 @@
         </w:rPr>
         <w:t xml:space="preserve">). To view a copy of this license, visit </w:t>
       </w:r>
-      <w:hyperlink w:history="1" r:id="rIdqjikjvowpn59tulmmbfda">
+      <w:hyperlink w:history="1" r:id="rIdynox2rw7c9ecnyw18xj_j">
         <w:r>
           <w:rPr>
             <w:rFonts w:ascii="Arial" w:cs="Arial" w:eastAsia="Arial" w:hAnsi="Arial"/>

--- a/data/outputs/v2/Essential_Mathematics/SS2.7_Volume_and_Capacity/Essential_Mathematics_Volume_and_Capacity_FinalExplanation_TeacherKey.docx
+++ b/data/outputs/v2/Essential_Mathematics/SS2.7_Volume_and_Capacity/Essential_Mathematics_Volume_and_Capacity_FinalExplanation_TeacherKey.docx
@@ -1826,7 +1826,7 @@
         </w:rPr>
         <w:t xml:space="preserve">© 2026 SeaVuria and ARES. This work is licensed under a </w:t>
       </w:r>
-      <w:hyperlink w:history="1" r:id="rIdgptrsq4g8g8afv2_k1vcz">
+      <w:hyperlink w:history="1" r:id="rIdh4jupu6gexh9v1bbd4lwu">
         <w:r>
           <w:rPr>
             <w:rFonts w:ascii="Arial" w:cs="Arial" w:eastAsia="Arial" w:hAnsi="Arial"/>
@@ -1846,7 +1846,7 @@
         </w:rPr>
         <w:t xml:space="preserve"> (</w:t>
       </w:r>
-      <w:hyperlink w:history="1" r:id="rIdgpxpetpgq7joreb6jfcdd">
+      <w:hyperlink w:history="1" r:id="rId1swejqvtam5-speodguyk">
         <w:r>
           <w:rPr>
             <w:rFonts w:ascii="Arial" w:cs="Arial" w:eastAsia="Arial" w:hAnsi="Arial"/>
@@ -1866,7 +1866,7 @@
         </w:rPr>
         <w:t xml:space="preserve">). To view a copy of this license, visit </w:t>
       </w:r>
-      <w:hyperlink w:history="1" r:id="rIdynox2rw7c9ecnyw18xj_j">
+      <w:hyperlink w:history="1" r:id="rId3cnrl1bkmebe2z8qi-9mr">
         <w:r>
           <w:rPr>
             <w:rFonts w:ascii="Arial" w:cs="Arial" w:eastAsia="Arial" w:hAnsi="Arial"/>

--- a/data/outputs/v2/Essential_Mathematics/SS2.7_Volume_and_Capacity/Essential_Mathematics_Volume_and_Capacity_FinalExplanation_TeacherKey.docx
+++ b/data/outputs/v2/Essential_Mathematics/SS2.7_Volume_and_Capacity/Essential_Mathematics_Volume_and_Capacity_FinalExplanation_TeacherKey.docx
@@ -1826,7 +1826,7 @@
         </w:rPr>
         <w:t xml:space="preserve">© 2026 SeaVuria and ARES. This work is licensed under a </w:t>
       </w:r>
-      <w:hyperlink w:history="1" r:id="rIdh4jupu6gexh9v1bbd4lwu">
+      <w:hyperlink w:history="1" r:id="rId6fw4dz1pp5snnbunqmfkc">
         <w:r>
           <w:rPr>
             <w:rFonts w:ascii="Arial" w:cs="Arial" w:eastAsia="Arial" w:hAnsi="Arial"/>
@@ -1846,7 +1846,7 @@
         </w:rPr>
         <w:t xml:space="preserve"> (</w:t>
       </w:r>
-      <w:hyperlink w:history="1" r:id="rId1swejqvtam5-speodguyk">
+      <w:hyperlink w:history="1" r:id="rIdp8c1wx8dlp-qhldght2ff">
         <w:r>
           <w:rPr>
             <w:rFonts w:ascii="Arial" w:cs="Arial" w:eastAsia="Arial" w:hAnsi="Arial"/>
@@ -1866,7 +1866,7 @@
         </w:rPr>
         <w:t xml:space="preserve">). To view a copy of this license, visit </w:t>
       </w:r>
-      <w:hyperlink w:history="1" r:id="rId3cnrl1bkmebe2z8qi-9mr">
+      <w:hyperlink w:history="1" r:id="rIdawhjg8z7gai3o8od0cztc">
         <w:r>
           <w:rPr>
             <w:rFonts w:ascii="Arial" w:cs="Arial" w:eastAsia="Arial" w:hAnsi="Arial"/>

--- a/data/outputs/v2/Essential_Mathematics/SS2.7_Volume_and_Capacity/Essential_Mathematics_Volume_and_Capacity_FinalExplanation_TeacherKey.docx
+++ b/data/outputs/v2/Essential_Mathematics/SS2.7_Volume_and_Capacity/Essential_Mathematics_Volume_and_Capacity_FinalExplanation_TeacherKey.docx
@@ -95,7 +95,7 @@
                 <w:sz w:val="22"/>
                 <w:szCs w:val="22"/>
               </w:rPr>
-              <w:t xml:space="preserve">FINAL EXPLANATION: ESSENTIAL MATHEMATICS GRADE 10: SUB-STRAND 2.7 VOLUME AND CAPACITY — FINAL EXPLANATION</w:t>
+              <w:t xml:space="preserve">FINAL EXPLANATION: ESSENTIAL MATHEMATICS GRADE 10: VOLUME AND CAPACITY (SUB-STRAND 2.7)</w:t>
             </w:r>
           </w:p>
         </w:tc>
@@ -224,7 +224,7 @@
                 <w:sz w:val="18"/>
                 <w:szCs w:val="18"/>
               </w:rPr>
-              <w:t xml:space="preserve">This is your Final Explanation for the unit. Use what you have learned in all eight lessons about the Kericho tea farmers' three containers: the cylindrical drum (A), the conical sisal cover (B) and the metal frustum bucket (C). Write your answers in the space under each prompt. Use full sentences, show every step of any calculation, include units, and refer to the measurements from the lessons where a question asks you to. Use the formulas and ideas we developed in class, and explain why each one works as well as what it is.</w:t>
+              <w:t xml:space="preserve">This is your Final Explanation of the Kericho containers puzzle. Mr. Kiprop asked Mama Chebet why his bucket is not as big as her drum when they look the same size. You will now answer him using mathematics. Use pi = 22/7 in all calculations. Remember: 1 cm³ = 1 mL, 1000 cm³ = 1 L and 1 m³ = 1000 L. Write your answers in the space under each prompt. Show every step of your working, include units, and give litres to 2 decimal places for the Kericho containers. Refer to the containers as drum (A), cover (B) and bucket (C). Use the evidence you collected in Lessons 1 to 8 and link every answer back to the driving question.</w:t>
             </w:r>
           </w:p>
         </w:tc>
@@ -285,7 +285,7 @@
                 <w:sz w:val="22"/>
                 <w:szCs w:val="22"/>
               </w:rPr>
-              <w:t xml:space="preserve">Part 1: The three containers and the 3 : 1 pattern</w:t>
+              <w:t xml:space="preserve">Part 1: Same Look, Different Shape</w:t>
             </w:r>
           </w:p>
         </w:tc>
@@ -319,7 +319,7 @@
                 <w:sz w:val="18"/>
                 <w:szCs w:val="18"/>
               </w:rPr>
-              <w:t xml:space="preserve">In Lesson 1 the three Kericho containers were filled to the brim. The drum (A) held about 9.4 L, the conical cover (B) about 3.1 L and the metal bucket (C) about 6.5 L, even though all three have roughly the same height and opening diameter. (a) Work out the ratio of the capacity of A to the capacity of B and say what it suggests. (b) Describe the pouring experiment from Lesson 2 that showed this ratio, and say what you saw. (c) Starting from V = πr²h for the cylinder, show how you get the volume formula for the cone. (d) Explain in your own words why the cone holds less than the cylinder even though they have the same height and opening width.</w:t>
+              <w:t xml:space="preserve">Mama Chebet's drum (A), conical sisal cover (B) and metal bucket (C) are all about 60 cm tall with a 42 cm opening. (a) Write down the opening radius. (b) Explain why having the same height and the same opening does not mean the containers hold the same amount. (c) Think back to your Lesson 1 prediction. How did your predicted order compare with what you later found, and what idea were you missing at that time? (d) State the difference between volume and capacity, with the units used for each.</w:t>
             </w:r>
           </w:p>
         </w:tc>
@@ -351,7 +351,64 @@
                 <w:sz w:val="18"/>
                 <w:szCs w:val="18"/>
               </w:rPr>
-              <w:t xml:space="preserve">(a) 9.4 ÷ 3.1 ≈ 3.03, so the ratio is about 3 : 1. The cylindrical drum holds about three times as much as the conical cover. (b) We filled a transparent cone with water and poured it into a matching cylinder with the same base radius r and the same height h. The cylinder was exactly full after the third pour, so V(cylinder) = 3 × V(cone). (c) Since V(cylinder) = 3 × V(cone), V(cone) = ⅓ × V(cylinder) = ⅓πr²h. (d) The cylinder keeps the same full circle of area πr² at every level from base to top. The cone narrows steadily to a point, so most of its cross-sections are much smaller circles. It therefore fills only one-third of the space the cylinder fills, even though it has the same height and opening width.</w:t>
+              <w:t xml:space="preserve">(a) The opening diameter is 42 cm, so the radius is 42 ÷ 2 = 21 cm.</w:t>
+            </w:r>
+          </w:p>
+          <w:p>
+            <w:pPr>
+              <w:spacing w:after="40" w:before="0"/>
+              <w:jc w:val="left"/>
+            </w:pPr>
+            <w:r>
+              <w:rPr>
+                <w:rFonts w:ascii="Arial" w:cs="Arial" w:eastAsia="Arial" w:hAnsi="Arial"/>
+                <w:b w:val="false"/>
+                <w:bCs w:val="false"/>
+                <w:i w:val="false"/>
+                <w:iCs w:val="false"/>
+                <w:color w:val="000000"/>
+                <w:sz w:val="18"/>
+                <w:szCs w:val="18"/>
+              </w:rPr>
+              <w:t xml:space="preserve">(b) Height and opening only describe the size of the top and how tall the container is. They do not describe how the sides behave between the top and the bottom. The drum keeps the same width all the way down, the cover narrows steadily to a point, and the bucket narrows only to a smaller bottom. Because the shapes are different, the space inside is different, so shape decides volume.</w:t>
+            </w:r>
+          </w:p>
+          <w:p>
+            <w:pPr>
+              <w:spacing w:after="40" w:before="0"/>
+              <w:jc w:val="left"/>
+            </w:pPr>
+            <w:r>
+              <w:rPr>
+                <w:rFonts w:ascii="Arial" w:cs="Arial" w:eastAsia="Arial" w:hAnsi="Arial"/>
+                <w:b w:val="false"/>
+                <w:bCs w:val="false"/>
+                <w:i w:val="false"/>
+                <w:iCs w:val="false"/>
+                <w:color w:val="000000"/>
+                <w:sz w:val="18"/>
+                <w:szCs w:val="18"/>
+              </w:rPr>
+              <w:t xml:space="preserve">(c) Answers will vary. A good answer states the order that was predicted (for example, many learners expected the three to be nearly equal or the bucket to be the biggest) and says that the missing idea was how the shape (tapering) changes volume, for which we needed the formulas for the cone and the frustum. The actual order is cover B &lt; bucket C &lt; drum A.</w:t>
+            </w:r>
+          </w:p>
+          <w:p>
+            <w:pPr>
+              <w:spacing w:after="40" w:before="0"/>
+              <w:jc w:val="left"/>
+            </w:pPr>
+            <w:r>
+              <w:rPr>
+                <w:rFonts w:ascii="Arial" w:cs="Arial" w:eastAsia="Arial" w:hAnsi="Arial"/>
+                <w:b w:val="false"/>
+                <w:bCs w:val="false"/>
+                <w:i w:val="false"/>
+                <w:iCs w:val="false"/>
+                <w:color w:val="000000"/>
+                <w:sz w:val="18"/>
+                <w:szCs w:val="18"/>
+              </w:rPr>
+              <w:t xml:space="preserve">(d) Volume is the space inside a solid and is measured in cm³ or m³. Capacity is the amount a container can hold and is measured in mL or L. They are linked by 1 cm³ = 1 mL, 1000 cm³ = 1 L and 1 m³ = 1000 L.</w:t>
             </w:r>
           </w:p>
         </w:tc>
@@ -412,7 +469,7 @@
                 <w:sz w:val="22"/>
                 <w:szCs w:val="22"/>
               </w:rPr>
-              <w:t xml:space="preserve">Part 2: Where does the metal bucket fit?</w:t>
+              <w:t xml:space="preserve">Part 2: The Drum and the Cover</w:t>
             </w:r>
           </w:p>
         </w:tc>
@@ -446,7 +503,7 @@
                 <w:sz w:val="18"/>
                 <w:szCs w:val="18"/>
               </w:rPr>
-              <w:t xml:space="preserve">Container C, the metal bucket, is a frustum of a cone. (a) Where does its capacity (about 6.5 L) sit compared with the cone (about 3.1 L) and the cylinder (about 9.4 L)? (b) Explain how a frustum is related to two cones. (c) Write the volume formula for a frustum of a cone, where R is the top radius, r is the bottom radius and h is the vertical height, and state which two cone volumes are subtracted to obtain it. (d) Explain why the bucket holds more water than the cone even though both have the same height and top opening.</w:t>
+              <w:t xml:space="preserve">(a) Describe the pouring investigation you did with a hollow cone and a hollow cylinder of the same base radius and height. What did you find? (b) Write the formula for the volume of a cone. (c) Calculate the volume of the cylindrical drum (A) and of the conical cover (B) in cm³ and then in litres. (d) Show how your answers prove the relationship between the drum and the cover.</w:t>
             </w:r>
           </w:p>
         </w:tc>
@@ -478,7 +535,83 @@
                 <w:sz w:val="18"/>
                 <w:szCs w:val="18"/>
               </w:rPr>
-              <w:t xml:space="preserve">(a) The bucket's 6.5 L is more than the cone's 3.1 L but less than the cylinder's 9.4 L, so it sits between them. (b) A frustum is a large cone with a smaller cone cut off at the narrow end. The remaining piece is the frustum. (c) V(frustum) = ⅓πh(R² + Rr + r²). It comes from V(large cone) − V(small cone). We used similar triangles to eliminate the unknown full height of the large cone, and expanding the subtraction gives the three terms R², Rr and r². (d) Cutting off the narrow tip of the cone removes very little volume, because the tip is so thin. The frustum keeps a wide top (the opening) and only narrows to a smaller circle at the bottom, so it keeps much more of the middle volume than a cone that narrows to a point. It therefore holds more than the cone, but because it still narrows from top to bottom it cannot hold as much as the cylinder, which stays full-width all the way.</w:t>
+              <w:t xml:space="preserve">(a) We filled the cone to the brim and poured it into the cylinder with the same base radius and height. The cylinder was full after exactly 3 conefuls, in every trial and every group.</w:t>
+            </w:r>
+          </w:p>
+          <w:p>
+            <w:pPr>
+              <w:spacing w:after="40" w:before="0"/>
+              <w:jc w:val="left"/>
+            </w:pPr>
+            <w:r>
+              <w:rPr>
+                <w:rFonts w:ascii="Arial" w:cs="Arial" w:eastAsia="Arial" w:hAnsi="Arial"/>
+                <w:b w:val="false"/>
+                <w:bCs w:val="false"/>
+                <w:i w:val="false"/>
+                <w:iCs w:val="false"/>
+                <w:color w:val="000000"/>
+                <w:sz w:val="18"/>
+                <w:szCs w:val="18"/>
+              </w:rPr>
+              <w:t xml:space="preserve">(b) V(cone) = 1/3 π r² h, which is one third of the cylinder V = π r² h.</w:t>
+            </w:r>
+          </w:p>
+          <w:p>
+            <w:pPr>
+              <w:spacing w:after="40" w:before="0"/>
+              <w:jc w:val="left"/>
+            </w:pPr>
+            <w:r>
+              <w:rPr>
+                <w:rFonts w:ascii="Arial" w:cs="Arial" w:eastAsia="Arial" w:hAnsi="Arial"/>
+                <w:b w:val="false"/>
+                <w:bCs w:val="false"/>
+                <w:i w:val="false"/>
+                <w:iCs w:val="false"/>
+                <w:color w:val="000000"/>
+                <w:sz w:val="18"/>
+                <w:szCs w:val="18"/>
+              </w:rPr>
+              <w:t xml:space="preserve">(c) Drum A: V = (22/7) × 21 × 21 × 60 = 83,160 cm³ = 83.16 L.</w:t>
+            </w:r>
+          </w:p>
+          <w:p>
+            <w:pPr>
+              <w:spacing w:after="40" w:before="0"/>
+              <w:jc w:val="left"/>
+            </w:pPr>
+            <w:r>
+              <w:rPr>
+                <w:rFonts w:ascii="Arial" w:cs="Arial" w:eastAsia="Arial" w:hAnsi="Arial"/>
+                <w:b w:val="false"/>
+                <w:bCs w:val="false"/>
+                <w:i w:val="false"/>
+                <w:iCs w:val="false"/>
+                <w:color w:val="000000"/>
+                <w:sz w:val="18"/>
+                <w:szCs w:val="18"/>
+              </w:rPr>
+              <w:t xml:space="preserve">Cover B: V = 1/3 × 83,160 = 27,720 cm³ = 27.72 L.</w:t>
+            </w:r>
+          </w:p>
+          <w:p>
+            <w:pPr>
+              <w:spacing w:after="40" w:before="0"/>
+              <w:jc w:val="left"/>
+            </w:pPr>
+            <w:r>
+              <w:rPr>
+                <w:rFonts w:ascii="Arial" w:cs="Arial" w:eastAsia="Arial" w:hAnsi="Arial"/>
+                <w:b w:val="false"/>
+                <w:bCs w:val="false"/>
+                <w:i w:val="false"/>
+                <w:iCs w:val="false"/>
+                <w:color w:val="000000"/>
+                <w:sz w:val="18"/>
+                <w:szCs w:val="18"/>
+              </w:rPr>
+              <w:t xml:space="preserve">(d) 83.16 ÷ 27.72 = 3, so the drum holds exactly 3 times as much as the cover. This matches the 3 conefuls that filled the cylinder. The cover tapers to a point, so it holds only one third of the drum.</w:t>
             </w:r>
           </w:p>
         </w:tc>
@@ -539,7 +672,7 @@
                 <w:sz w:val="22"/>
                 <w:szCs w:val="22"/>
               </w:rPr>
-              <w:t xml:space="preserve">Part 3: Pyramids, frustums of pyramids and units</w:t>
+              <w:t xml:space="preserve">Part 3: Explaining the Bucket</w:t>
             </w:r>
           </w:p>
         </w:tc>
@@ -573,7 +706,7 @@
                 <w:sz w:val="18"/>
                 <w:szCs w:val="18"/>
               </w:rPr>
-              <w:t xml:space="preserve">(a) In Lesson 3 you filled a square-based pyramid with rice and poured it into a cuboid with the same base and height. State what you found and write the volume formula for the pyramid. (b) Explain what the cone–cylinder result and the pyramid–cuboid result have in common. (c) Write the volume formula for a frustum of a square pyramid in terms of the areas A₁ and A₂ of its two parallel faces and the height h, and explain what is the same and what is different between this and the frustum of a cone. (d) A container has a volume of 9 400 cm³. Convert this to litres, and give the conversion relationships you used.</w:t>
+              <w:t xml:space="preserve">Bucket C has top radius R = 21 cm, bottom radius r = 14 cm and height h = 60 cm. (a) Explain how a frustum of a cone can be thought of in terms of two cones. (b) Use similar triangles to find the height of the small cone that was removed and of the full cone. (c) Calculate the volume of the full cone and of the small cone. (d) Find the capacity of the bucket in litres and check it with the frustum formula. (e) Answer Mr. Kiprop: why is his bucket not as big as the drum, yet bigger than the cover? Use your numbers.</w:t>
             </w:r>
           </w:p>
         </w:tc>
@@ -605,7 +738,83 @@
                 <w:sz w:val="18"/>
                 <w:szCs w:val="18"/>
               </w:rPr>
-              <w:t xml:space="preserve">(a) It took 3 full pyramids to fill the cuboid, so V(pyramid) = ⅓ × base area × height. (b) In both cases the pointed solid (the cone or the pyramid) holds exactly one-third of the solid with the same base and height that surrounds it (the cylinder or the cuboid). This is true whether the base is circular or square. (c) V = ⅓h(A₁ + A₂ + √(A₁A₂)). The structure is the same as for the frustum of a cone: one-third times the height times the sum of the two end areas and their geometric mean. What differs is how the areas are calculated: for a cone frustum A = πr², and for a square pyramid frustum A = s². (d) 1 cm³ = 1 mL and 1 000 cm³ = 1 L (also 1 m³ = 1 000 L). So 9 400 cm³ = 9 400 mL = 9.4 L.</w:t>
+              <w:t xml:space="preserve">(a) The bucket is a large cone (height 180 cm) with the small tip cone (height 120 cm) removed from the pointed end, so V(frustum) = V(large cone) - V(small cone). Extending the slanting sides until they meet at a point below the narrow bottom of the bucket shows the full cone.</w:t>
+            </w:r>
+          </w:p>
+          <w:p>
+            <w:pPr>
+              <w:spacing w:after="40" w:before="0"/>
+              <w:jc w:val="left"/>
+            </w:pPr>
+            <w:r>
+              <w:rPr>
+                <w:rFonts w:ascii="Arial" w:cs="Arial" w:eastAsia="Arial" w:hAnsi="Arial"/>
+                <w:b w:val="false"/>
+                <w:bCs w:val="false"/>
+                <w:i w:val="false"/>
+                <w:iCs w:val="false"/>
+                <w:color w:val="000000"/>
+                <w:sz w:val="18"/>
+                <w:szCs w:val="18"/>
+              </w:rPr>
+              <w:t xml:space="preserve">(b) The ratio r : R = 14 : 21 = 2 : 3. Let the small cone have height x. Then x/(x + 60) = 2/3, so 3x = 2x + 120 and x = 120 cm. The full cone has height 120 + 60 = 180 cm.</w:t>
+            </w:r>
+          </w:p>
+          <w:p>
+            <w:pPr>
+              <w:spacing w:after="40" w:before="0"/>
+              <w:jc w:val="left"/>
+            </w:pPr>
+            <w:r>
+              <w:rPr>
+                <w:rFonts w:ascii="Arial" w:cs="Arial" w:eastAsia="Arial" w:hAnsi="Arial"/>
+                <w:b w:val="false"/>
+                <w:bCs w:val="false"/>
+                <w:i w:val="false"/>
+                <w:iCs w:val="false"/>
+                <w:color w:val="000000"/>
+                <w:sz w:val="18"/>
+                <w:szCs w:val="18"/>
+              </w:rPr>
+              <w:t xml:space="preserve">(c) Large cone: 1/3 × (22/7) × 21² × 180 = 83,160 cm³. Small cone: 1/3 × (22/7) × 14² × 120 = 24,640 cm³.</w:t>
+            </w:r>
+          </w:p>
+          <w:p>
+            <w:pPr>
+              <w:spacing w:after="40" w:before="0"/>
+              <w:jc w:val="left"/>
+            </w:pPr>
+            <w:r>
+              <w:rPr>
+                <w:rFonts w:ascii="Arial" w:cs="Arial" w:eastAsia="Arial" w:hAnsi="Arial"/>
+                <w:b w:val="false"/>
+                <w:bCs w:val="false"/>
+                <w:i w:val="false"/>
+                <w:iCs w:val="false"/>
+                <w:color w:val="000000"/>
+                <w:sz w:val="18"/>
+                <w:szCs w:val="18"/>
+              </w:rPr>
+              <w:t xml:space="preserve">(d) Bucket = 83,160 - 24,640 = 58,520 cm³ = 58.52 L. Check: V = 1/3 π h (R² + Rr + r²) = 1/3 × (22/7) × 60 × (441 + 294 + 196) = 1/3 × (22/7) × 60 × 931 = 58,520 cm³. The two methods agree.</w:t>
+            </w:r>
+          </w:p>
+          <w:p>
+            <w:pPr>
+              <w:spacing w:after="40" w:before="0"/>
+              <w:jc w:val="left"/>
+            </w:pPr>
+            <w:r>
+              <w:rPr>
+                <w:rFonts w:ascii="Arial" w:cs="Arial" w:eastAsia="Arial" w:hAnsi="Arial"/>
+                <w:b w:val="false"/>
+                <w:bCs w:val="false"/>
+                <w:i w:val="false"/>
+                <w:iCs w:val="false"/>
+                <w:color w:val="000000"/>
+                <w:sz w:val="18"/>
+                <w:szCs w:val="18"/>
+              </w:rPr>
+              <w:t xml:space="preserve">(e) Mr. Kiprop, your bucket holds 58.52 L. The drum holds 83.16 L because it does not taper at all. The cover holds 27.72 L because it tapers all the way to a point. The bucket tapers only to a 28 cm base, so it holds more than the cover and less than the drum (about 70% of the drum). The order is cover 27.72 L &lt; bucket 58.52 L &lt; drum 83.16 L.</w:t>
             </w:r>
           </w:p>
         </w:tc>
@@ -666,7 +875,7 @@
                 <w:sz w:val="22"/>
                 <w:szCs w:val="22"/>
               </w:rPr>
-              <w:t xml:space="preserve">Part 4: Designing a container of exact capacity</w:t>
+              <w:t xml:space="preserve">Part 4: Pyramids and Their Frustums</w:t>
             </w:r>
           </w:p>
         </w:tc>
@@ -700,7 +909,7 @@
                 <w:sz w:val="18"/>
                 <w:szCs w:val="18"/>
               </w:rPr>
-              <w:t xml:space="preserve">A Kericho farmer wants a new frustum-shaped metal bucket that holds 10 litres. Available sheet metal fixes the vertical height at h = 30 cm and the bottom radius at r = 8 cm. (a) Convert the target capacity to cm³. (b) Substitute into the frustum formula and write an equation for the top radius R. (c) Solve for R, giving your answer to 1 decimal place, and say whether it is a sensible size for a bucket with r = 8 cm. (d) If you built a model bucket like this and found that it held slightly more or less than 10 L when filled with water, give two possible reasons for the difference, based on your project in Lesson 7.</w:t>
+              <w:t xml:space="preserve">(a) A hollow square-based pyramid with base 30 cm × 30 cm and height 40 cm was poured into a cuboid of the same base and height. State what you found and write the pyramid volume rule. Calculate the pyramid's volume in cm³ and litres. (b) A maize bin for Rift Valley farmers is a square-based frustum with top side 60 cm, bottom side 30 cm and height 40 cm. Calculate its capacity in litres using the frustum formula for a pyramid. (c) Check your answer using the large-minus-small pyramid method. (d) The bulk density of maize is 0.75 kg per litre. Find the mass of maize the bin holds.</w:t>
             </w:r>
           </w:p>
         </w:tc>
@@ -732,7 +941,64 @@
                 <w:sz w:val="18"/>
                 <w:szCs w:val="18"/>
               </w:rPr>
-              <w:t xml:space="preserve">(a) 10 L = 10 × 1 000 cm³ = 10 000 cm³. (b) 10 000 = ⅓ × π × 30 × (R² + 8R + 64), which simplifies to 10 000 = 10π(R² + 8R + 64). Then R² + 8R + 64 = 1 000 ÷ π ≈ 318.3, so R² + 8R − 254.3 = 0. (c) Using the quadratic formula, R = (−8 + √(64 + 1017.2)) ÷ 2 = (−8 + 32.88) ÷ 2 ≈ 12.4 cm. Check: 12.4² + 8 × 12.4 + 64 = 153.76 + 99.2 + 64 = 316.96, and 10π × 316.96 ≈ 9 957 cm³ ≈ 10 L. A top radius of 12.4 cm (diameter about 25 cm) is wider than the bottom radius of 8 cm, so the bucket opens upwards like the Kericho bucket, and this is a sensible size. (d) Possible reasons: small errors in measuring the height or radii (even 1 cm makes a calculable change in capacity); the cut and folded cardboard or metal not forming a perfect shape; water not filled exactly to the brim or some left behind when poured. These explain the percentage discrepancy between theoretical and experimental capacity.</w:t>
+              <w:t xml:space="preserve">(a) The pyramid filled the cuboid exactly 3 times, so the pyramid is one third of the cuboid. V = 1/3 × base area × height = 1/3 × 900 × 40 = 12,000 cm³ = 12 L (the cuboid is 36,000 cm³).</w:t>
+            </w:r>
+          </w:p>
+          <w:p>
+            <w:pPr>
+              <w:spacing w:after="40" w:before="0"/>
+              <w:jc w:val="left"/>
+            </w:pPr>
+            <w:r>
+              <w:rPr>
+                <w:rFonts w:ascii="Arial" w:cs="Arial" w:eastAsia="Arial" w:hAnsi="Arial"/>
+                <w:b w:val="false"/>
+                <w:bCs w:val="false"/>
+                <w:i w:val="false"/>
+                <w:iCs w:val="false"/>
+                <w:color w:val="000000"/>
+                <w:sz w:val="18"/>
+                <w:szCs w:val="18"/>
+              </w:rPr>
+              <w:t xml:space="preserve">(b) A1 = 60 × 60 = 3,600 cm², A2 = 30 × 30 = 900 cm², sqrt(A1 A2) = sqrt(3,240,000) = 1,800 cm². V = 1/3 × h × (A1 + A2 + sqrt(A1 A2)) = 1/3 × 40 × (3,600 + 900 + 1,800) = 1/3 × 40 × 6,300 = 84,000 cm³ = 84 L.</w:t>
+            </w:r>
+          </w:p>
+          <w:p>
+            <w:pPr>
+              <w:spacing w:after="40" w:before="0"/>
+              <w:jc w:val="left"/>
+            </w:pPr>
+            <w:r>
+              <w:rPr>
+                <w:rFonts w:ascii="Arial" w:cs="Arial" w:eastAsia="Arial" w:hAnsi="Arial"/>
+                <w:b w:val="false"/>
+                <w:bCs w:val="false"/>
+                <w:i w:val="false"/>
+                <w:iCs w:val="false"/>
+                <w:color w:val="000000"/>
+                <w:sz w:val="18"/>
+                <w:szCs w:val="18"/>
+              </w:rPr>
+              <w:t xml:space="preserve">(c) The large pyramid has side 60 cm and height 80 cm: 1/3 × 3,600 × 80 = 96,000 cm³. The small pyramid has side 30 cm and height 40 cm: 12,000 cm³. 96,000 - 12,000 = 84,000 cm³ = 84 L, which matches (b).</w:t>
+            </w:r>
+          </w:p>
+          <w:p>
+            <w:pPr>
+              <w:spacing w:after="40" w:before="0"/>
+              <w:jc w:val="left"/>
+            </w:pPr>
+            <w:r>
+              <w:rPr>
+                <w:rFonts w:ascii="Arial" w:cs="Arial" w:eastAsia="Arial" w:hAnsi="Arial"/>
+                <w:b w:val="false"/>
+                <w:bCs w:val="false"/>
+                <w:i w:val="false"/>
+                <w:iCs w:val="false"/>
+                <w:color w:val="000000"/>
+                <w:sz w:val="18"/>
+                <w:szCs w:val="18"/>
+              </w:rPr>
+              <w:t xml:space="preserve">(d) Mass = 84 × 0.75 = 63 kg of maize.</w:t>
             </w:r>
           </w:p>
         </w:tc>
@@ -793,7 +1059,7 @@
                 <w:sz w:val="22"/>
                 <w:szCs w:val="22"/>
               </w:rPr>
-              <w:t xml:space="preserve">Part 5: Answering the driving question</w:t>
+              <w:t xml:space="preserve">Part 5: Designing and Using Mathematics</w:t>
             </w:r>
           </w:p>
         </w:tc>
@@ -827,7 +1093,7 @@
                 <w:sz w:val="18"/>
                 <w:szCs w:val="18"/>
               </w:rPr>
-              <w:t xml:space="preserve">Our driving question was: Why do the tea farmers' containers, a cone, a cylinder and a bucket, look nearly the same size but hold such different amounts of water, and how can we use mathematics to design a frustum-shaped container that holds exactly the capacity we need? Write a clear explanation of 6 to 8 sentences. Include (i) the relationship between the cylindrical drum and the conical cover, (ii) why the frustum bucket falls between them, (iii) how the formulas let a farmer design a container, and (iv) your answer to the KICD question: why is the knowledge of volume and capacity useful?</w:t>
+              <w:t xml:space="preserve">(a) A cup is a frustum with top radius 6 cm, bottom radius 3 cm and height 7 cm. Calculate its volume, then find how many such cups fill the Kericho drum (A). (b) When you built and tested your own model containers, your measured capacity was not exactly the same as the calculated one. Explain how you calculated percentage error and give two reasons for the difference. (c) Write a short final explanation (4 to 6 sentences) that answers the driving question: why do the three containers hold such different amounts, and how can we use mathematics to design a frustum container that holds exactly the capacity we need? Include the key numbers. (d) Using your answer to the KICD key inquiry question, explain why knowledge of volume and capacity is useful.</w:t>
             </w:r>
           </w:p>
         </w:tc>
@@ -859,7 +1125,64 @@
                 <w:sz w:val="18"/>
                 <w:szCs w:val="18"/>
               </w:rPr>
-              <w:t xml:space="preserve">The drum, the conical cover and the bucket look the same size because they have roughly the same height and opening diameter, but their insides are shaped differently, so the area of each cross-section builds up differently from base to top. The cylinder keeps a full circle of area πr² at every level, so it holds the most. The cone narrows steadily to a point, so it holds exactly one-third of the matching cylinder, V = ⅓πr²h, which matches 3.1 L compared with 9.4 L. The frustum bucket is a large cone with a small cone removed, V = ⅓πh(R² + Rr + r²). It keeps a wide top opening and narrows only to a smaller circle at the bottom, not to a point, so it holds more than the cone but less than the cylinder (about 6.5 L). The same idea works for pyramids and their frustums, using V = ⅓h(A₁ + A₂ + √(A₁A₂)). A farmer who wants a container of exactly 10 L can fix the height and one radius, then solve the formula for the other radius. Knowing volume and capacity is useful because it lets us compare, predict and design containers such as tanks, cooking pots, grain bins and tea buckets, saving materials and money and avoiding guesswork.</w:t>
+              <w:t xml:space="preserve">(a) V = 1/3 × (22/7) × 7 × (36 + 18 + 9) = 1/3 × 22 × 63 = 462 cm³. Cups per drum = 83,160 ÷ 462 = 180 cups.</w:t>
+            </w:r>
+          </w:p>
+          <w:p>
+            <w:pPr>
+              <w:spacing w:after="40" w:before="0"/>
+              <w:jc w:val="left"/>
+            </w:pPr>
+            <w:r>
+              <w:rPr>
+                <w:rFonts w:ascii="Arial" w:cs="Arial" w:eastAsia="Arial" w:hAnsi="Arial"/>
+                <w:b w:val="false"/>
+                <w:bCs w:val="false"/>
+                <w:i w:val="false"/>
+                <w:iCs w:val="false"/>
+                <w:color w:val="000000"/>
+                <w:sz w:val="18"/>
+                <w:szCs w:val="18"/>
+              </w:rPr>
+              <w:t xml:space="preserve">(b) Percentage error = (measured - calculated) ÷ calculated × 100%, taken as a size without regard to sign. Our errors were about 5-10%. Reasons: the thickness of the card, gaps or imperfect seams, models that are not perfectly shaped, and water or sand that was spilled when measuring.</w:t>
+            </w:r>
+          </w:p>
+          <w:p>
+            <w:pPr>
+              <w:spacing w:after="40" w:before="0"/>
+              <w:jc w:val="left"/>
+            </w:pPr>
+            <w:r>
+              <w:rPr>
+                <w:rFonts w:ascii="Arial" w:cs="Arial" w:eastAsia="Arial" w:hAnsi="Arial"/>
+                <w:b w:val="false"/>
+                <w:bCs w:val="false"/>
+                <w:i w:val="false"/>
+                <w:iCs w:val="false"/>
+                <w:color w:val="000000"/>
+                <w:sz w:val="18"/>
+                <w:szCs w:val="18"/>
+              </w:rPr>
+              <w:t xml:space="preserve">(c) The drum (A), cover (B) and bucket (C) look alike because they are all about 60 cm tall with a 42 cm opening (radius 21 cm), but their shapes are different and shape decides volume. The cone holds exactly one third of the cylinder, V = 1/3 π r² h, so cover B holds 27.72 L against 83.16 L for drum A. The bucket is a large cone (83,160 cm³) with a small cone (24,640 cm³) removed, so it holds 58.52 L, between the two. For a frustum, V = 1/3 π h (R² + Rr + r²), and for a pyramid frustum V = 1/3 h (A1 + A2 + sqrt(A1 A2)). To design a frustum container, we choose the required capacity, pick the dimensions, calculate the volume with the formula, convert to litres and adjust the dimensions until the answer matches.</w:t>
+            </w:r>
+          </w:p>
+          <w:p>
+            <w:pPr>
+              <w:spacing w:after="40" w:before="0"/>
+              <w:jc w:val="left"/>
+            </w:pPr>
+            <w:r>
+              <w:rPr>
+                <w:rFonts w:ascii="Arial" w:cs="Arial" w:eastAsia="Arial" w:hAnsi="Arial"/>
+                <w:b w:val="false"/>
+                <w:bCs w:val="false"/>
+                <w:i w:val="false"/>
+                <w:iCs w:val="false"/>
+                <w:color w:val="000000"/>
+                <w:sz w:val="18"/>
+                <w:szCs w:val="18"/>
+              </w:rPr>
+              <w:t xml:space="preserve">(d) Volume and capacity knowledge is useful because it lets us design and choose containers that hold the amount we need, such as tea storage in Kericho, a 6,160 L conical water tank for a Turkana homestead, or a githeri pot of 80.52 L that can serve 100 people at 0.5 L each. It also lets us avoid waste, check that something will fit, and convert capacity into mass, such as 63 kg of maize in the bin.</w:t>
             </w:r>
           </w:p>
         </w:tc>
@@ -1086,7 +1409,7 @@
                 <w:sz w:val="18"/>
                 <w:szCs w:val="18"/>
               </w:rPr>
-              <w:t xml:space="preserve">Use of the anchoring phenomenon and data</w:t>
+              <w:t xml:space="preserve">Mathematical accuracy and units</w:t>
             </w:r>
           </w:p>
         </w:tc>
@@ -1118,7 +1441,7 @@
                 <w:sz w:val="18"/>
                 <w:szCs w:val="18"/>
               </w:rPr>
-              <w:t xml:space="preserve">Uses the Kericho containers and the measured capacities (9.4 L, 3.1 L, 6.5 L) correctly and consistently to support every explanation.</w:t>
+              <w:t xml:space="preserve">All volumes, capacities, ratios and conversions are correct, use pi = 22/7, and include correct units with litres to 2 decimal places for the Kericho containers.</w:t>
             </w:r>
           </w:p>
         </w:tc>
@@ -1150,7 +1473,7 @@
                 <w:sz w:val="18"/>
                 <w:szCs w:val="18"/>
               </w:rPr>
-              <w:t xml:space="preserve">Refers to the containers and most of the data correctly, with minor gaps in linking data to explanations.</w:t>
+              <w:t xml:space="preserve">Most calculations are correct, with one or two small slips in arithmetic or units that do not change the conclusion.</w:t>
             </w:r>
           </w:p>
         </w:tc>
@@ -1182,7 +1505,7 @@
                 <w:sz w:val="18"/>
                 <w:szCs w:val="18"/>
               </w:rPr>
-              <w:t xml:space="preserve">Mentions the containers but uses data incorrectly or not at all.</w:t>
+              <w:t xml:space="preserve">Several calculations or conversions are incorrect, or units are missing, so the conclusions are not supported.</w:t>
             </w:r>
           </w:p>
         </w:tc>
@@ -1216,7 +1539,7 @@
                 <w:sz w:val="18"/>
                 <w:szCs w:val="18"/>
               </w:rPr>
-              <w:t xml:space="preserve">Correct formulas and relationships</w:t>
+              <w:t xml:space="preserve">Use of formulas and methods</w:t>
             </w:r>
           </w:p>
         </w:tc>
@@ -1248,7 +1571,7 @@
                 <w:sz w:val="18"/>
                 <w:szCs w:val="18"/>
               </w:rPr>
-              <w:t xml:space="preserve">States and applies the cone, pyramid, cone-frustum and pyramid-frustum formulas correctly, and explains where the one-third factor and the frustum formula come from.</w:t>
+              <w:t xml:space="preserve">Chooses the correct formula for each solid and uses the large-minus-small method and similar triangles accurately, showing the cone-cylinder and pyramid-cuboid one-third relationships.</w:t>
             </w:r>
           </w:p>
         </w:tc>
@@ -1280,7 +1603,7 @@
                 <w:sz w:val="18"/>
                 <w:szCs w:val="18"/>
               </w:rPr>
-              <w:t xml:space="preserve">States the formulas correctly but gives only partial explanation of where they come from.</w:t>
+              <w:t xml:space="preserve">Uses the correct formulas in most cases but the working for similar triangles or large-minus-small is partly incomplete.</w:t>
             </w:r>
           </w:p>
         </w:tc>
@@ -1312,7 +1635,7 @@
                 <w:sz w:val="18"/>
                 <w:szCs w:val="18"/>
               </w:rPr>
-              <w:t xml:space="preserve">Formulas are missing, incorrect or only memorised with no reasoning.</w:t>
+              <w:t xml:space="preserve">Uses wrong formulas or cannot show how a frustum relates to a cone or pyramid.</w:t>
             </w:r>
           </w:p>
         </w:tc>
@@ -1346,7 +1669,7 @@
                 <w:sz w:val="18"/>
                 <w:szCs w:val="18"/>
               </w:rPr>
-              <w:t xml:space="preserve">Calculation and unit conversion</w:t>
+              <w:t xml:space="preserve">Explaining the phenomenon</w:t>
             </w:r>
           </w:p>
         </w:tc>
@@ -1378,7 +1701,7 @@
                 <w:sz w:val="18"/>
                 <w:szCs w:val="18"/>
               </w:rPr>
-              <w:t xml:space="preserve">Calculations are accurate and clearly laid out, with correct conversions between cm³, mL and L and correct solving for R.</w:t>
+              <w:t xml:space="preserve">Clearly explains that the containers differ in capacity because their shape differs, uses 27.72 L, 58.52 L and 83.16 L, and answers Mr. Kiprop's question with the tapering reasoning.</w:t>
             </w:r>
           </w:p>
         </w:tc>
@@ -1410,7 +1733,7 @@
                 <w:sz w:val="18"/>
                 <w:szCs w:val="18"/>
               </w:rPr>
-              <w:t xml:space="preserve">Method is correct with small arithmetic or unit slips.</w:t>
+              <w:t xml:space="preserve">Explains that shape matters and quotes the capacities, but the reasoning about tapering is general or incomplete.</w:t>
             </w:r>
           </w:p>
         </w:tc>
@@ -1442,7 +1765,7 @@
                 <w:sz w:val="18"/>
                 <w:szCs w:val="18"/>
               </w:rPr>
-              <w:t xml:space="preserve">Method is unclear or contains major errors in calculation or units.</w:t>
+              <w:t xml:space="preserve">States that the containers differ without a mathematical explanation or with incorrect numbers.</w:t>
             </w:r>
           </w:p>
         </w:tc>
@@ -1476,7 +1799,7 @@
                 <w:sz w:val="18"/>
                 <w:szCs w:val="18"/>
               </w:rPr>
-              <w:t xml:space="preserve">Scientific explanation of why shapes hold different amounts</w:t>
+              <w:t xml:space="preserve">Evidence, error and design reasoning</w:t>
             </w:r>
           </w:p>
         </w:tc>
@@ -1508,7 +1831,7 @@
                 <w:sz w:val="18"/>
                 <w:szCs w:val="18"/>
               </w:rPr>
-              <w:t xml:space="preserve">Explains clearly, using cross-sections and the cone-removed-from-cone idea, why the cylinder holds most, the cone least and the frustum in between.</w:t>
+              <w:t xml:space="preserve">Uses evidence from the pouring and model investigations, explains percentage error and its causes, and describes a clear process for designing a frustum of a required capacity.</w:t>
             </w:r>
           </w:p>
         </w:tc>
@@ -1540,7 +1863,7 @@
                 <w:sz w:val="18"/>
                 <w:szCs w:val="18"/>
               </w:rPr>
-              <w:t xml:space="preserve">Gives a mostly correct explanation, but relies on general statements.</w:t>
+              <w:t xml:space="preserve">Mentions evidence and at least one cause of error, and gives a partial design process.</w:t>
             </w:r>
           </w:p>
         </w:tc>
@@ -1572,7 +1895,7 @@
                 <w:sz w:val="18"/>
                 <w:szCs w:val="18"/>
               </w:rPr>
-              <w:t xml:space="preserve">Explanation is incomplete or only describes what the containers look like.</w:t>
+              <w:t xml:space="preserve">Gives little evidence from the investigations and no clear explanation of error or design.</w:t>
             </w:r>
           </w:p>
         </w:tc>
@@ -1606,7 +1929,7 @@
                 <w:sz w:val="18"/>
                 <w:szCs w:val="18"/>
               </w:rPr>
-              <w:t xml:space="preserve">Application, design and communication</w:t>
+              <w:t xml:space="preserve">Communication and usefulness of volume and capacity</w:t>
             </w:r>
           </w:p>
         </w:tc>
@@ -1638,7 +1961,7 @@
                 <w:sz w:val="18"/>
                 <w:szCs w:val="18"/>
               </w:rPr>
-              <w:t xml:space="preserve">Designs a container for a target capacity, identifies realistic sources of error and explains the usefulness of volume and capacity in clear, well-organised sentences.</w:t>
+              <w:t xml:space="preserve">Writes clear, well-organised steps in sensible language and gives well-chosen Kenyan examples that show why volume and capacity are useful.</w:t>
             </w:r>
           </w:p>
         </w:tc>
@@ -1670,7 +1993,7 @@
                 <w:sz w:val="18"/>
                 <w:szCs w:val="18"/>
               </w:rPr>
-              <w:t xml:space="preserve">Completes the design task and gives some sources of error and uses, with minor lapses in clarity.</w:t>
+              <w:t xml:space="preserve">Writing is mostly clear and gives one or two examples of usefulness.</w:t>
             </w:r>
           </w:p>
         </w:tc>
@@ -1702,7 +2025,7 @@
                 <w:sz w:val="18"/>
                 <w:szCs w:val="18"/>
               </w:rPr>
-              <w:t xml:space="preserve">Design is incomplete and the uses of volume and capacity are unclear.</w:t>
+              <w:t xml:space="preserve">Writing is hard to follow and gives no examples of why volume and capacity are useful.</w:t>
             </w:r>
           </w:p>
         </w:tc>
@@ -1826,7 +2149,7 @@
         </w:rPr>
         <w:t xml:space="preserve">© 2026 SeaVuria and ARES. This work is licensed under a </w:t>
       </w:r>
-      <w:hyperlink w:history="1" r:id="rId6fw4dz1pp5snnbunqmfkc">
+      <w:hyperlink w:history="1" r:id="rIduezi_nkr07mog4rbqrv_n">
         <w:r>
           <w:rPr>
             <w:rFonts w:ascii="Arial" w:cs="Arial" w:eastAsia="Arial" w:hAnsi="Arial"/>
@@ -1846,7 +2169,7 @@
         </w:rPr>
         <w:t xml:space="preserve"> (</w:t>
       </w:r>
-      <w:hyperlink w:history="1" r:id="rIdp8c1wx8dlp-qhldght2ff">
+      <w:hyperlink w:history="1" r:id="rIdr0eb4azqea1jskkrb0od0">
         <w:r>
           <w:rPr>
             <w:rFonts w:ascii="Arial" w:cs="Arial" w:eastAsia="Arial" w:hAnsi="Arial"/>
@@ -1866,7 +2189,7 @@
         </w:rPr>
         <w:t xml:space="preserve">). To view a copy of this license, visit </w:t>
       </w:r>
-      <w:hyperlink w:history="1" r:id="rIdawhjg8z7gai3o8od0cztc">
+      <w:hyperlink w:history="1" r:id="rIdf2atw34jskbujzxn_s11s">
         <w:r>
           <w:rPr>
             <w:rFonts w:ascii="Arial" w:cs="Arial" w:eastAsia="Arial" w:hAnsi="Arial"/>

--- a/data/outputs/v2/Essential_Mathematics/SS2.7_Volume_and_Capacity/Essential_Mathematics_Volume_and_Capacity_FinalExplanation_TeacherKey.docx
+++ b/data/outputs/v2/Essential_Mathematics/SS2.7_Volume_and_Capacity/Essential_Mathematics_Volume_and_Capacity_FinalExplanation_TeacherKey.docx
@@ -4,6 +4,7 @@
   <w:body>
     <w:p>
       <w:pPr>
+        <w:keepNext w:val="false"/>
         <w:spacing w:after="30" w:before="0"/>
         <w:jc w:val="center"/>
       </w:pPr>
@@ -23,6 +24,7 @@
     </w:p>
     <w:p>
       <w:pPr>
+        <w:keepNext w:val="false"/>
         <w:spacing w:after="60" w:before="0"/>
         <w:jc w:val="center"/>
       </w:pPr>
@@ -81,6 +83,7 @@
           </w:tcPr>
           <w:p>
             <w:pPr>
+              <w:keepNext w:val="false"/>
               <w:spacing w:after="40" w:before="0"/>
               <w:jc w:val="center"/>
             </w:pPr>
@@ -116,6 +119,7 @@
           </w:tcPr>
           <w:p>
             <w:pPr>
+              <w:keepNext w:val="false"/>
               <w:spacing w:after="40" w:before="0"/>
               <w:jc w:val="center"/>
             </w:pPr>
@@ -176,6 +180,7 @@
           </w:tcPr>
           <w:p>
             <w:pPr>
+              <w:keepNext w:val="false"/>
               <w:spacing w:after="40" w:before="0"/>
               <w:jc w:val="center"/>
             </w:pPr>
@@ -210,6 +215,7 @@
           </w:tcPr>
           <w:p>
             <w:pPr>
+              <w:keepNext w:val="false"/>
               <w:spacing w:after="40" w:before="0"/>
               <w:jc w:val="left"/>
             </w:pPr>
@@ -271,6 +277,7 @@
           </w:tcPr>
           <w:p>
             <w:pPr>
+              <w:keepNext/>
               <w:spacing w:after="40" w:before="0"/>
               <w:jc w:val="center"/>
             </w:pPr>
@@ -305,6 +312,7 @@
           </w:tcPr>
           <w:p>
             <w:pPr>
+              <w:keepNext w:val="false"/>
               <w:spacing w:after="40" w:before="0"/>
               <w:jc w:val="left"/>
             </w:pPr>
@@ -337,6 +345,7 @@
           </w:tcPr>
           <w:p>
             <w:pPr>
+              <w:keepNext w:val="false"/>
               <w:spacing w:after="40" w:before="0"/>
               <w:jc w:val="left"/>
             </w:pPr>
@@ -356,6 +365,7 @@
           </w:p>
           <w:p>
             <w:pPr>
+              <w:keepNext w:val="false"/>
               <w:spacing w:after="40" w:before="0"/>
               <w:jc w:val="left"/>
             </w:pPr>
@@ -375,6 +385,7 @@
           </w:p>
           <w:p>
             <w:pPr>
+              <w:keepNext w:val="false"/>
               <w:spacing w:after="40" w:before="0"/>
               <w:jc w:val="left"/>
             </w:pPr>
@@ -394,6 +405,7 @@
           </w:p>
           <w:p>
             <w:pPr>
+              <w:keepNext w:val="false"/>
               <w:spacing w:after="40" w:before="0"/>
               <w:jc w:val="left"/>
             </w:pPr>
@@ -455,6 +467,7 @@
           </w:tcPr>
           <w:p>
             <w:pPr>
+              <w:keepNext/>
               <w:spacing w:after="40" w:before="0"/>
               <w:jc w:val="center"/>
             </w:pPr>
@@ -489,6 +502,7 @@
           </w:tcPr>
           <w:p>
             <w:pPr>
+              <w:keepNext w:val="false"/>
               <w:spacing w:after="40" w:before="0"/>
               <w:jc w:val="left"/>
             </w:pPr>
@@ -521,6 +535,7 @@
           </w:tcPr>
           <w:p>
             <w:pPr>
+              <w:keepNext w:val="false"/>
               <w:spacing w:after="40" w:before="0"/>
               <w:jc w:val="left"/>
             </w:pPr>
@@ -540,6 +555,7 @@
           </w:p>
           <w:p>
             <w:pPr>
+              <w:keepNext w:val="false"/>
               <w:spacing w:after="40" w:before="0"/>
               <w:jc w:val="left"/>
             </w:pPr>
@@ -559,6 +575,7 @@
           </w:p>
           <w:p>
             <w:pPr>
+              <w:keepNext w:val="false"/>
               <w:spacing w:after="40" w:before="0"/>
               <w:jc w:val="left"/>
             </w:pPr>
@@ -578,6 +595,7 @@
           </w:p>
           <w:p>
             <w:pPr>
+              <w:keepNext w:val="false"/>
               <w:spacing w:after="40" w:before="0"/>
               <w:jc w:val="left"/>
             </w:pPr>
@@ -597,6 +615,7 @@
           </w:p>
           <w:p>
             <w:pPr>
+              <w:keepNext w:val="false"/>
               <w:spacing w:after="40" w:before="0"/>
               <w:jc w:val="left"/>
             </w:pPr>
@@ -658,6 +677,7 @@
           </w:tcPr>
           <w:p>
             <w:pPr>
+              <w:keepNext/>
               <w:spacing w:after="40" w:before="0"/>
               <w:jc w:val="center"/>
             </w:pPr>
@@ -692,6 +712,7 @@
           </w:tcPr>
           <w:p>
             <w:pPr>
+              <w:keepNext w:val="false"/>
               <w:spacing w:after="40" w:before="0"/>
               <w:jc w:val="left"/>
             </w:pPr>
@@ -724,6 +745,7 @@
           </w:tcPr>
           <w:p>
             <w:pPr>
+              <w:keepNext w:val="false"/>
               <w:spacing w:after="40" w:before="0"/>
               <w:jc w:val="left"/>
             </w:pPr>
@@ -743,6 +765,7 @@
           </w:p>
           <w:p>
             <w:pPr>
+              <w:keepNext w:val="false"/>
               <w:spacing w:after="40" w:before="0"/>
               <w:jc w:val="left"/>
             </w:pPr>
@@ -762,6 +785,7 @@
           </w:p>
           <w:p>
             <w:pPr>
+              <w:keepNext w:val="false"/>
               <w:spacing w:after="40" w:before="0"/>
               <w:jc w:val="left"/>
             </w:pPr>
@@ -781,6 +805,7 @@
           </w:p>
           <w:p>
             <w:pPr>
+              <w:keepNext w:val="false"/>
               <w:spacing w:after="40" w:before="0"/>
               <w:jc w:val="left"/>
             </w:pPr>
@@ -800,6 +825,7 @@
           </w:p>
           <w:p>
             <w:pPr>
+              <w:keepNext w:val="false"/>
               <w:spacing w:after="40" w:before="0"/>
               <w:jc w:val="left"/>
             </w:pPr>
@@ -861,6 +887,7 @@
           </w:tcPr>
           <w:p>
             <w:pPr>
+              <w:keepNext/>
               <w:spacing w:after="40" w:before="0"/>
               <w:jc w:val="center"/>
             </w:pPr>
@@ -895,6 +922,7 @@
           </w:tcPr>
           <w:p>
             <w:pPr>
+              <w:keepNext w:val="false"/>
               <w:spacing w:after="40" w:before="0"/>
               <w:jc w:val="left"/>
             </w:pPr>
@@ -927,6 +955,7 @@
           </w:tcPr>
           <w:p>
             <w:pPr>
+              <w:keepNext w:val="false"/>
               <w:spacing w:after="40" w:before="0"/>
               <w:jc w:val="left"/>
             </w:pPr>
@@ -946,6 +975,7 @@
           </w:p>
           <w:p>
             <w:pPr>
+              <w:keepNext w:val="false"/>
               <w:spacing w:after="40" w:before="0"/>
               <w:jc w:val="left"/>
             </w:pPr>
@@ -965,6 +995,7 @@
           </w:p>
           <w:p>
             <w:pPr>
+              <w:keepNext w:val="false"/>
               <w:spacing w:after="40" w:before="0"/>
               <w:jc w:val="left"/>
             </w:pPr>
@@ -984,6 +1015,7 @@
           </w:p>
           <w:p>
             <w:pPr>
+              <w:keepNext w:val="false"/>
               <w:spacing w:after="40" w:before="0"/>
               <w:jc w:val="left"/>
             </w:pPr>
@@ -1045,6 +1077,7 @@
           </w:tcPr>
           <w:p>
             <w:pPr>
+              <w:keepNext/>
               <w:spacing w:after="40" w:before="0"/>
               <w:jc w:val="center"/>
             </w:pPr>
@@ -1079,6 +1112,7 @@
           </w:tcPr>
           <w:p>
             <w:pPr>
+              <w:keepNext w:val="false"/>
               <w:spacing w:after="40" w:before="0"/>
               <w:jc w:val="left"/>
             </w:pPr>
@@ -1111,6 +1145,7 @@
           </w:tcPr>
           <w:p>
             <w:pPr>
+              <w:keepNext w:val="false"/>
               <w:spacing w:after="40" w:before="0"/>
               <w:jc w:val="left"/>
             </w:pPr>
@@ -1130,6 +1165,7 @@
           </w:p>
           <w:p>
             <w:pPr>
+              <w:keepNext w:val="false"/>
               <w:spacing w:after="40" w:before="0"/>
               <w:jc w:val="left"/>
             </w:pPr>
@@ -1149,6 +1185,7 @@
           </w:p>
           <w:p>
             <w:pPr>
+              <w:keepNext w:val="false"/>
               <w:spacing w:after="40" w:before="0"/>
               <w:jc w:val="left"/>
             </w:pPr>
@@ -1168,6 +1205,7 @@
           </w:p>
           <w:p>
             <w:pPr>
+              <w:keepNext w:val="false"/>
               <w:spacing w:after="40" w:before="0"/>
               <w:jc w:val="left"/>
             </w:pPr>
@@ -1231,6 +1269,7 @@
           </w:tcPr>
           <w:p>
             <w:pPr>
+              <w:keepNext w:val="false"/>
               <w:spacing w:after="40" w:before="0"/>
               <w:jc w:val="center"/>
             </w:pPr>
@@ -1265,6 +1304,7 @@
           </w:tcPr>
           <w:p>
             <w:pPr>
+              <w:keepNext w:val="false"/>
               <w:spacing w:after="40" w:before="0"/>
               <w:jc w:val="left"/>
             </w:pPr>
@@ -1297,6 +1337,7 @@
           </w:tcPr>
           <w:p>
             <w:pPr>
+              <w:keepNext w:val="false"/>
               <w:spacing w:after="40" w:before="0"/>
               <w:jc w:val="left"/>
             </w:pPr>
@@ -1329,6 +1370,7 @@
           </w:tcPr>
           <w:p>
             <w:pPr>
+              <w:keepNext w:val="false"/>
               <w:spacing w:after="40" w:before="0"/>
               <w:jc w:val="left"/>
             </w:pPr>
@@ -1361,6 +1403,7 @@
           </w:tcPr>
           <w:p>
             <w:pPr>
+              <w:keepNext w:val="false"/>
               <w:spacing w:after="40" w:before="0"/>
               <w:jc w:val="left"/>
             </w:pPr>
@@ -1395,6 +1438,7 @@
           </w:tcPr>
           <w:p>
             <w:pPr>
+              <w:keepNext w:val="false"/>
               <w:spacing w:after="40" w:before="0"/>
               <w:jc w:val="left"/>
             </w:pPr>
@@ -1427,6 +1471,7 @@
           </w:tcPr>
           <w:p>
             <w:pPr>
+              <w:keepNext w:val="false"/>
               <w:spacing w:after="40" w:before="0"/>
               <w:jc w:val="left"/>
             </w:pPr>
@@ -1459,6 +1504,7 @@
           </w:tcPr>
           <w:p>
             <w:pPr>
+              <w:keepNext w:val="false"/>
               <w:spacing w:after="40" w:before="0"/>
               <w:jc w:val="left"/>
             </w:pPr>
@@ -1491,6 +1537,7 @@
           </w:tcPr>
           <w:p>
             <w:pPr>
+              <w:keepNext w:val="false"/>
               <w:spacing w:after="40" w:before="0"/>
               <w:jc w:val="left"/>
             </w:pPr>
@@ -1525,6 +1572,7 @@
           </w:tcPr>
           <w:p>
             <w:pPr>
+              <w:keepNext w:val="false"/>
               <w:spacing w:after="40" w:before="0"/>
               <w:jc w:val="left"/>
             </w:pPr>
@@ -1557,6 +1605,7 @@
           </w:tcPr>
           <w:p>
             <w:pPr>
+              <w:keepNext w:val="false"/>
               <w:spacing w:after="40" w:before="0"/>
               <w:jc w:val="left"/>
             </w:pPr>
@@ -1589,6 +1638,7 @@
           </w:tcPr>
           <w:p>
             <w:pPr>
+              <w:keepNext w:val="false"/>
               <w:spacing w:after="40" w:before="0"/>
               <w:jc w:val="left"/>
             </w:pPr>
@@ -1621,6 +1671,7 @@
           </w:tcPr>
           <w:p>
             <w:pPr>
+              <w:keepNext w:val="false"/>
               <w:spacing w:after="40" w:before="0"/>
               <w:jc w:val="left"/>
             </w:pPr>
@@ -1655,6 +1706,7 @@
           </w:tcPr>
           <w:p>
             <w:pPr>
+              <w:keepNext w:val="false"/>
               <w:spacing w:after="40" w:before="0"/>
               <w:jc w:val="left"/>
             </w:pPr>
@@ -1687,6 +1739,7 @@
           </w:tcPr>
           <w:p>
             <w:pPr>
+              <w:keepNext w:val="false"/>
               <w:spacing w:after="40" w:before="0"/>
               <w:jc w:val="left"/>
             </w:pPr>
@@ -1719,6 +1772,7 @@
           </w:tcPr>
           <w:p>
             <w:pPr>
+              <w:keepNext w:val="false"/>
               <w:spacing w:after="40" w:before="0"/>
               <w:jc w:val="left"/>
             </w:pPr>
@@ -1751,6 +1805,7 @@
           </w:tcPr>
           <w:p>
             <w:pPr>
+              <w:keepNext w:val="false"/>
               <w:spacing w:after="40" w:before="0"/>
               <w:jc w:val="left"/>
             </w:pPr>
@@ -1785,6 +1840,7 @@
           </w:tcPr>
           <w:p>
             <w:pPr>
+              <w:keepNext w:val="false"/>
               <w:spacing w:after="40" w:before="0"/>
               <w:jc w:val="left"/>
             </w:pPr>
@@ -1817,6 +1873,7 @@
           </w:tcPr>
           <w:p>
             <w:pPr>
+              <w:keepNext w:val="false"/>
               <w:spacing w:after="40" w:before="0"/>
               <w:jc w:val="left"/>
             </w:pPr>
@@ -1849,6 +1906,7 @@
           </w:tcPr>
           <w:p>
             <w:pPr>
+              <w:keepNext w:val="false"/>
               <w:spacing w:after="40" w:before="0"/>
               <w:jc w:val="left"/>
             </w:pPr>
@@ -1881,6 +1939,7 @@
           </w:tcPr>
           <w:p>
             <w:pPr>
+              <w:keepNext w:val="false"/>
               <w:spacing w:after="40" w:before="0"/>
               <w:jc w:val="left"/>
             </w:pPr>
@@ -1915,6 +1974,7 @@
           </w:tcPr>
           <w:p>
             <w:pPr>
+              <w:keepNext w:val="false"/>
               <w:spacing w:after="40" w:before="0"/>
               <w:jc w:val="left"/>
             </w:pPr>
@@ -1947,6 +2007,7 @@
           </w:tcPr>
           <w:p>
             <w:pPr>
+              <w:keepNext w:val="false"/>
               <w:spacing w:after="40" w:before="0"/>
               <w:jc w:val="left"/>
             </w:pPr>
@@ -1979,6 +2040,7 @@
           </w:tcPr>
           <w:p>
             <w:pPr>
+              <w:keepNext w:val="false"/>
               <w:spacing w:after="40" w:before="0"/>
               <w:jc w:val="left"/>
             </w:pPr>
@@ -2011,6 +2073,7 @@
           </w:tcPr>
           <w:p>
             <w:pPr>
+              <w:keepNext w:val="false"/>
               <w:spacing w:after="40" w:before="0"/>
               <w:jc w:val="left"/>
             </w:pPr>
@@ -2149,7 +2212,7 @@
         </w:rPr>
         <w:t xml:space="preserve">© 2026 SeaVuria and ARES. This work is licensed under a </w:t>
       </w:r>
-      <w:hyperlink w:history="1" r:id="rIduezi_nkr07mog4rbqrv_n">
+      <w:hyperlink w:history="1" r:id="rIdbpqpwoq0ay_lhv_-d3wyo">
         <w:r>
           <w:rPr>
             <w:rFonts w:ascii="Arial" w:cs="Arial" w:eastAsia="Arial" w:hAnsi="Arial"/>
@@ -2169,7 +2232,7 @@
         </w:rPr>
         <w:t xml:space="preserve"> (</w:t>
       </w:r>
-      <w:hyperlink w:history="1" r:id="rIdr0eb4azqea1jskkrb0od0">
+      <w:hyperlink w:history="1" r:id="rId6xfi4_-tcdtcu27p5fqo6">
         <w:r>
           <w:rPr>
             <w:rFonts w:ascii="Arial" w:cs="Arial" w:eastAsia="Arial" w:hAnsi="Arial"/>
@@ -2189,7 +2252,7 @@
         </w:rPr>
         <w:t xml:space="preserve">). To view a copy of this license, visit </w:t>
       </w:r>
-      <w:hyperlink w:history="1" r:id="rIdf2atw34jskbujzxn_s11s">
+      <w:hyperlink w:history="1" r:id="rIdxmmz6pytq3athqir4m2tg">
         <w:r>
           <w:rPr>
             <w:rFonts w:ascii="Arial" w:cs="Arial" w:eastAsia="Arial" w:hAnsi="Arial"/>

--- a/data/outputs/v2/Essential_Mathematics/SS2.7_Volume_and_Capacity/Essential_Mathematics_Volume_and_Capacity_FinalExplanation_TeacherKey.docx
+++ b/data/outputs/v2/Essential_Mathematics/SS2.7_Volume_and_Capacity/Essential_Mathematics_Volume_and_Capacity_FinalExplanation_TeacherKey.docx
@@ -2212,7 +2212,7 @@
         </w:rPr>
         <w:t xml:space="preserve">© 2026 SeaVuria and ARES. This work is licensed under a </w:t>
       </w:r>
-      <w:hyperlink w:history="1" r:id="rIdbpqpwoq0ay_lhv_-d3wyo">
+      <w:hyperlink w:history="1" r:id="rIdey0nhwtubbcyttin0cp1d">
         <w:r>
           <w:rPr>
             <w:rFonts w:ascii="Arial" w:cs="Arial" w:eastAsia="Arial" w:hAnsi="Arial"/>
@@ -2232,7 +2232,7 @@
         </w:rPr>
         <w:t xml:space="preserve"> (</w:t>
       </w:r>
-      <w:hyperlink w:history="1" r:id="rId6xfi4_-tcdtcu27p5fqo6">
+      <w:hyperlink w:history="1" r:id="rIdnjbhzdshsqkdldhlanfjs">
         <w:r>
           <w:rPr>
             <w:rFonts w:ascii="Arial" w:cs="Arial" w:eastAsia="Arial" w:hAnsi="Arial"/>
@@ -2252,7 +2252,7 @@
         </w:rPr>
         <w:t xml:space="preserve">). To view a copy of this license, visit </w:t>
       </w:r>
-      <w:hyperlink w:history="1" r:id="rIdxmmz6pytq3athqir4m2tg">
+      <w:hyperlink w:history="1" r:id="rIdrgevq6igmdspj5sazge3z">
         <w:r>
           <w:rPr>
             <w:rFonts w:ascii="Arial" w:cs="Arial" w:eastAsia="Arial" w:hAnsi="Arial"/>
